--- a/web development.docx
+++ b/web development.docx
@@ -4047,35 +4047,466 @@
         </w:rPr>
         <w:t>n</w:t>
       </w:r>
+      <w:r>
+        <w:rPr>
+          <w:lang w:val="en-US"/>
+        </w:rPr>
+        <w:t xml:space="preserve">, “public” chứa các ảnh công cộng, “src” chứa các File Code chính, File “.gitignore”, “README.md”, “package-lock.json”, </w:t>
+      </w:r>
+    </w:p>
+    <w:p>
+      <w:pPr>
+        <w:pStyle w:val="ListParagraph"/>
+        <w:ind w:left="1080"/>
+        <w:rPr>
+          <w:lang w:val="en-US"/>
+        </w:rPr>
+      </w:pPr>
+      <w:r>
+        <w:rPr>
+          <w:lang w:val="en-US"/>
+        </w:rPr>
+        <w:t>“package-json”</w:t>
+      </w:r>
+      <w:r>
+        <w:rPr>
+          <w:lang w:val="en-US"/>
+        </w:rPr>
+        <w:t xml:space="preserve"> chứa thông tin các thư viện Front End</w:t>
+      </w:r>
+    </w:p>
+    <w:p>
+      <w:pPr>
+        <w:pStyle w:val="ListParagraph"/>
+        <w:numPr>
+          <w:ilvl w:val="0"/>
+          <w:numId w:val="8"/>
+        </w:numPr>
+        <w:rPr>
+          <w:lang w:val="en-US"/>
+        </w:rPr>
+      </w:pPr>
+      <w:r>
+        <w:rPr>
+          <w:lang w:val="en-US"/>
+        </w:rPr>
+        <w:t>Còn</w:t>
+      </w:r>
+      <w:r>
+        <w:rPr>
+          <w:lang w:val="en-US"/>
+        </w:rPr>
+        <w:t xml:space="preserve"> muốn</w:t>
+      </w:r>
+      <w:r>
+        <w:rPr>
+          <w:lang w:val="en-US"/>
+        </w:rPr>
+        <w:t xml:space="preserve"> khởi tạo phiên bản</w:t>
+      </w:r>
+      <w:r>
+        <w:rPr>
+          <w:lang w:val="en-US"/>
+        </w:rPr>
+        <w:t xml:space="preserve"> lược bỏ 1 số File không cần thiết thì </w:t>
+      </w:r>
+      <w:r>
+        <w:rPr>
+          <w:lang w:val="en-US"/>
+        </w:rPr>
+        <w:t>Copy thư mục</w:t>
+      </w:r>
+    </w:p>
+    <w:p>
+      <w:pPr>
+        <w:pStyle w:val="ListParagraph"/>
+        <w:ind w:left="1080"/>
+        <w:rPr>
+          <w:lang w:val="en-US"/>
+        </w:rPr>
+      </w:pPr>
+      <w:r>
+        <w:rPr>
+          <w:lang w:val="en-US"/>
+        </w:rPr>
+        <w:t>“E:\Ultimate Code\React Init” vào trong thư mục dự án rồi đổi tên thành tên tùy ý</w:t>
+      </w:r>
+    </w:p>
+    <w:p>
+      <w:pPr>
+        <w:rPr>
+          <w:lang w:val="en-US"/>
+        </w:rPr>
+      </w:pPr>
+    </w:p>
+    <w:p>
+      <w:pPr>
+        <w:rPr>
+          <w:lang w:val="en-US"/>
+        </w:rPr>
+      </w:pPr>
+      <w:r>
+        <w:rPr>
+          <w:lang w:val="en-US"/>
+        </w:rPr>
+        <w:t>Storage – Lưu Trữ Dữ liệu:</w:t>
+      </w:r>
+    </w:p>
+    <w:p>
+      <w:pPr>
+        <w:pStyle w:val="ListParagraph"/>
+        <w:numPr>
+          <w:ilvl w:val="0"/>
+          <w:numId w:val="17"/>
+        </w:numPr>
+        <w:rPr>
+          <w:lang w:val="en-US"/>
+        </w:rPr>
+      </w:pPr>
+      <w:r>
+        <w:rPr>
+          <w:lang w:val="en-US"/>
+        </w:rPr>
+        <w:t>Truy Cậ</w:t>
+      </w:r>
+      <w:r>
+        <w:rPr>
+          <w:lang w:val="en-US"/>
+        </w:rPr>
+        <w:t>p Storage Của</w:t>
+      </w:r>
+      <w:r>
+        <w:rPr>
+          <w:lang w:val="en-US"/>
+        </w:rPr>
+        <w:t xml:space="preserve"> Google Chrome </w:t>
+      </w:r>
+      <w:r>
+        <w:rPr>
+          <w:lang w:val="en-US"/>
+        </w:rPr>
+        <w:t xml:space="preserve">= </w:t>
+      </w:r>
+      <w:r>
+        <w:rPr>
+          <w:lang w:val="en-US"/>
+        </w:rPr>
+        <w:t>Dev Tools?</w:t>
+      </w:r>
+    </w:p>
+    <w:p>
+      <w:pPr>
+        <w:pStyle w:val="ListParagraph"/>
+        <w:numPr>
+          <w:ilvl w:val="0"/>
+          <w:numId w:val="8"/>
+        </w:numPr>
+        <w:rPr>
+          <w:lang w:val="en-US"/>
+        </w:rPr>
+      </w:pPr>
+      <w:r>
+        <w:rPr>
+          <w:lang w:val="en-US"/>
+        </w:rPr>
+        <w:t>Mở Chrome + vào trang Web muốn xem Storage mà nó lưu trên máy bạn + nhấn “Ctrl” + “Shift” + “I” để mở Dev Tools + vào Tab “Application” + xem mục “Storage”</w:t>
+      </w:r>
+    </w:p>
+    <w:p>
+      <w:pPr>
+        <w:pStyle w:val="ListParagraph"/>
+        <w:numPr>
+          <w:ilvl w:val="0"/>
+          <w:numId w:val="17"/>
+        </w:numPr>
+        <w:rPr>
+          <w:lang w:val="en-US"/>
+        </w:rPr>
+      </w:pPr>
+      <w:r>
+        <w:rPr>
+          <w:lang w:val="en-US"/>
+        </w:rPr>
+        <w:t>Cách Hoạt Động Của Local Storage?</w:t>
+      </w:r>
+    </w:p>
+    <w:p>
+      <w:pPr>
+        <w:pStyle w:val="ListParagraph"/>
+        <w:numPr>
+          <w:ilvl w:val="0"/>
+          <w:numId w:val="8"/>
+        </w:numPr>
+        <w:rPr>
+          <w:lang w:val="en-US"/>
+        </w:rPr>
+      </w:pPr>
+      <w:r>
+        <w:rPr>
+          <w:lang w:val="en-US"/>
+        </w:rPr>
+        <w:t>Mỗi 1 tên miền sẽ chỉ truy cập được dữ liệu ứng với tên miền đó trong Local Storage</w:t>
+      </w:r>
+    </w:p>
+    <w:p>
+      <w:pPr>
+        <w:pStyle w:val="ListParagraph"/>
+        <w:numPr>
+          <w:ilvl w:val="0"/>
+          <w:numId w:val="8"/>
+        </w:numPr>
+        <w:rPr>
+          <w:lang w:val="en-US"/>
+        </w:rPr>
+      </w:pPr>
+      <w:r>
+        <w:rPr>
+          <w:lang w:val="en-US"/>
+        </w:rPr>
+        <w:t>Dữ liệu trong Local Storage sẽ không thay đổi cho đến khi bạn cố tình sử dụng Dev Tools để chỉnh sửa hoặc nếu dữ liệu này thuộc về tên miền A, thì Code trong A có thể thay đổi nó</w:t>
+      </w:r>
+    </w:p>
+    <w:p>
+      <w:pPr>
+        <w:pStyle w:val="ListParagraph"/>
+        <w:numPr>
+          <w:ilvl w:val="0"/>
+          <w:numId w:val="8"/>
+        </w:numPr>
+        <w:rPr>
+          <w:lang w:val="en-US"/>
+        </w:rPr>
+      </w:pPr>
+      <w:r>
+        <w:rPr>
+          <w:lang w:val="en-US"/>
+        </w:rPr>
+        <w:t>Tất cả các File HTML cục bộ trên máy tính của bạn sẽ dùng chung 1 Local Storage</w:t>
+      </w:r>
+      <w:r>
+        <w:rPr>
+          <w:lang w:val="en-US"/>
+        </w:rPr>
+        <w:t xml:space="preserve">, với miền “file:///” </w:t>
+      </w:r>
+    </w:p>
+    <w:p>
+      <w:pPr>
+        <w:pStyle w:val="ListParagraph"/>
+        <w:numPr>
+          <w:ilvl w:val="0"/>
+          <w:numId w:val="17"/>
+        </w:numPr>
+        <w:rPr>
+          <w:lang w:val="en-US"/>
+        </w:rPr>
+      </w:pPr>
+      <w:r>
+        <w:rPr>
+          <w:lang w:val="en-US"/>
+        </w:rPr>
+        <w:t>Local Storage</w:t>
+      </w:r>
+      <w:r>
+        <w:rPr>
+          <w:lang w:val="en-US"/>
+        </w:rPr>
+        <w:t xml:space="preserve"> Của Google Chrome</w:t>
+      </w:r>
+      <w:r>
+        <w:rPr>
+          <w:lang w:val="en-US"/>
+        </w:rPr>
+        <w:t xml:space="preserve"> Được Lưu Ở Đâu Trên Máy Tính?</w:t>
+      </w:r>
+    </w:p>
+    <w:p>
+      <w:pPr>
+        <w:pStyle w:val="ListParagraph"/>
+        <w:numPr>
+          <w:ilvl w:val="0"/>
+          <w:numId w:val="8"/>
+        </w:numPr>
+        <w:rPr>
+          <w:lang w:val="en-US"/>
+        </w:rPr>
+      </w:pPr>
+      <w:r>
+        <w:rPr>
+          <w:lang w:val="en-US"/>
+        </w:rPr>
+        <w:t>“C:\Users\&lt;Tên Người Dùng&gt;</w:t>
+      </w:r>
+      <w:r>
+        <w:rPr>
+          <w:lang w:val="en-US"/>
+        </w:rPr>
+        <w:t>\AppData\Local\Google\Chrome\User Data\Default\Local Storage</w:t>
+      </w:r>
+      <w:r>
+        <w:rPr>
+          <w:lang w:val="en-US"/>
+        </w:rPr>
+        <w:t>”</w:t>
+      </w:r>
+    </w:p>
+    <w:p>
+      <w:pPr>
+        <w:pStyle w:val="ListParagraph"/>
+        <w:numPr>
+          <w:ilvl w:val="0"/>
+          <w:numId w:val="17"/>
+        </w:numPr>
+        <w:rPr>
+          <w:lang w:val="en-US"/>
+        </w:rPr>
+      </w:pPr>
+      <w:r>
+        <w:rPr>
+          <w:lang w:val="en-US"/>
+        </w:rPr>
+        <w:t>Cách Hoạt Động Của Session Storage?</w:t>
+      </w:r>
+    </w:p>
+    <w:p>
+      <w:pPr>
+        <w:pStyle w:val="ListParagraph"/>
+        <w:numPr>
+          <w:ilvl w:val="0"/>
+          <w:numId w:val="8"/>
+        </w:numPr>
+        <w:rPr>
+          <w:lang w:val="en-US"/>
+        </w:rPr>
+      </w:pPr>
+      <w:r>
+        <w:rPr>
+          <w:lang w:val="en-US"/>
+        </w:rPr>
+        <w:t>Y chang Local Storage chỉ khác là dữ liệu sẽ bị xóa sạch nếu đóng Tab, và cùng 1 trang Web nhưng 2 Tab khác nhau sẽ có Session Storage khác nhau</w:t>
+      </w:r>
+    </w:p>
+    <w:p>
+      <w:pPr>
+        <w:pStyle w:val="ListParagraph"/>
+        <w:numPr>
+          <w:ilvl w:val="0"/>
+          <w:numId w:val="17"/>
+        </w:numPr>
+        <w:rPr>
+          <w:lang w:val="en-US"/>
+        </w:rPr>
+      </w:pPr>
+      <w:r>
+        <w:rPr>
+          <w:lang w:val="en-US"/>
+        </w:rPr>
+        <w:t>Session Storage</w:t>
+      </w:r>
+      <w:r>
+        <w:rPr>
+          <w:lang w:val="en-US"/>
+        </w:rPr>
+        <w:t xml:space="preserve"> Của Google Chrome</w:t>
+      </w:r>
+      <w:r>
+        <w:rPr>
+          <w:lang w:val="en-US"/>
+        </w:rPr>
+        <w:t xml:space="preserve"> Được Lưu Ở Đâu Trên Máy Tính?</w:t>
+      </w:r>
+    </w:p>
+    <w:p>
+      <w:pPr>
+        <w:pStyle w:val="ListParagraph"/>
+        <w:numPr>
+          <w:ilvl w:val="0"/>
+          <w:numId w:val="8"/>
+        </w:numPr>
+        <w:rPr>
+          <w:lang w:val="en-US"/>
+        </w:rPr>
+      </w:pPr>
+      <w:r>
+        <w:rPr>
+          <w:lang w:val="en-US"/>
+        </w:rPr>
+        <w:t>“C:\Users\&lt;Tên Người Dùng&gt;</w:t>
+      </w:r>
+      <w:r>
+        <w:rPr>
+          <w:lang w:val="en-US"/>
+        </w:rPr>
+        <w:t>\AppData\Local\Google\Chrome\User Data\Default\Session Storage</w:t>
+      </w:r>
+      <w:r>
+        <w:rPr>
+          <w:lang w:val="en-US"/>
+        </w:rPr>
+        <w:t>”</w:t>
+      </w:r>
+    </w:p>
+    <w:p>
+      <w:pPr>
+        <w:pStyle w:val="ListParagraph"/>
+        <w:numPr>
+          <w:ilvl w:val="0"/>
+          <w:numId w:val="17"/>
+        </w:numPr>
+        <w:rPr>
+          <w:lang w:val="en-US"/>
+        </w:rPr>
+      </w:pPr>
+      <w:r>
+        <w:rPr>
+          <w:lang w:val="en-US"/>
+        </w:rPr>
+        <w:t>Cách Hoạt Động Của Cookies?</w:t>
+      </w:r>
+    </w:p>
+    <w:p>
+      <w:pPr>
+        <w:pStyle w:val="ListParagraph"/>
+        <w:numPr>
+          <w:ilvl w:val="0"/>
+          <w:numId w:val="8"/>
+        </w:numPr>
+        <w:rPr>
+          <w:lang w:val="en-US"/>
+        </w:rPr>
+      </w:pPr>
+      <w:r>
+        <w:rPr>
+          <w:lang w:val="en-US"/>
+        </w:rPr>
+        <w:t>Y chang Local Storage chỉ khác là dữ liệu sẽ bị xóa sau 1 khoảng thời gian do ta đặt</w:t>
+      </w:r>
+      <w:r>
+        <w:rPr>
+          <w:lang w:val="en-US"/>
+        </w:rPr>
+        <w:t>, ngay cả khi ta đóng trình duyệt thì nó vẫn duy trì, gọi là Persistent Cookies</w:t>
+      </w:r>
+      <w:r>
+        <w:rPr>
+          <w:lang w:val="en-US"/>
+        </w:rPr>
+        <w:t xml:space="preserve">, </w:t>
+      </w:r>
+      <w:r>
+        <w:rPr>
+          <w:lang w:val="en-US"/>
+        </w:rPr>
+        <w:t>còn nếu không đặt, thì nó sẽ bị xóa giống như Session Storage</w:t>
+      </w:r>
+      <w:r>
+        <w:rPr>
+          <w:lang w:val="en-US"/>
+        </w:rPr>
+        <w:t>, gọi là Session Cookies</w:t>
+      </w:r>
       <w:bookmarkStart w:id="0" w:name="_GoBack"/>
       <w:bookmarkEnd w:id="0"/>
-      <w:r>
-        <w:rPr>
-          <w:lang w:val="en-US"/>
-        </w:rPr>
-        <w:t xml:space="preserve">, “public” chứa các ảnh công cộng, “src” chứa các File Code chính, File “.gitignore”, “README.md”, “package-lock.json”, </w:t>
-      </w:r>
-    </w:p>
-    <w:p>
-      <w:pPr>
-        <w:pStyle w:val="ListParagraph"/>
-        <w:ind w:left="1080"/>
-        <w:rPr>
-          <w:lang w:val="en-US"/>
-        </w:rPr>
-      </w:pPr>
-      <w:r>
-        <w:rPr>
-          <w:lang w:val="en-US"/>
-        </w:rPr>
-        <w:t>“package-json”</w:t>
-      </w:r>
-      <w:r>
-        <w:rPr>
-          <w:lang w:val="en-US"/>
-        </w:rPr>
-        <w:t xml:space="preserve"> chứa thông tin các thư viện Front End</w:t>
-      </w:r>
     </w:p>
     <w:p>
       <w:pPr>
@@ -4092,46 +4523,67 @@
         <w:rPr>
           <w:lang w:val="en-US"/>
         </w:rPr>
-        <w:t>Còn</w:t>
-      </w:r>
-      <w:r>
-        <w:rPr>
-          <w:lang w:val="en-US"/>
-        </w:rPr>
-        <w:t xml:space="preserve"> muốn</w:t>
-      </w:r>
-      <w:r>
-        <w:rPr>
-          <w:lang w:val="en-US"/>
-        </w:rPr>
-        <w:t xml:space="preserve"> khởi tạo phiên bản</w:t>
-      </w:r>
-      <w:r>
-        <w:rPr>
-          <w:lang w:val="en-US"/>
-        </w:rPr>
-        <w:t xml:space="preserve"> lược bỏ 1 số File không cần thiết thì </w:t>
-      </w:r>
-      <w:r>
-        <w:rPr>
-          <w:lang w:val="en-US"/>
-        </w:rPr>
-        <w:t>Copy thư mục</w:t>
-      </w:r>
-    </w:p>
-    <w:p>
-      <w:pPr>
-        <w:pStyle w:val="ListParagraph"/>
-        <w:ind w:left="1080"/>
-        <w:rPr>
-          <w:lang w:val="en-US"/>
-        </w:rPr>
-      </w:pPr>
-      <w:r>
-        <w:rPr>
-          <w:lang w:val="en-US"/>
-        </w:rPr>
-        <w:t>“E:\Ultimate Code\React Init” vào trong thư mục dự án rồi đổi tên thành tên tùy ý</w:t>
+        <w:t>Mỗi lần máy bạn gửi 1 yêu cầu lên 1 tên miền, thì Cookies ứng với tên miền đó trong máy bạn cũng được gửi theo</w:t>
+      </w:r>
+    </w:p>
+    <w:p>
+      <w:pPr>
+        <w:pStyle w:val="ListParagraph"/>
+        <w:numPr>
+          <w:ilvl w:val="0"/>
+          <w:numId w:val="17"/>
+        </w:numPr>
+        <w:rPr>
+          <w:lang w:val="en-US"/>
+        </w:rPr>
+      </w:pPr>
+      <w:r>
+        <w:rPr>
+          <w:lang w:val="en-US"/>
+        </w:rPr>
+        <w:t>Cookies</w:t>
+      </w:r>
+      <w:r>
+        <w:rPr>
+          <w:lang w:val="en-US"/>
+        </w:rPr>
+        <w:t xml:space="preserve"> Của Google Chrome Được Lưu Ở Đâu Trên Máy Tính</w:t>
+      </w:r>
+      <w:r>
+        <w:rPr>
+          <w:lang w:val="en-US"/>
+        </w:rPr>
+        <w:t>?</w:t>
+      </w:r>
+    </w:p>
+    <w:p>
+      <w:pPr>
+        <w:pStyle w:val="ListParagraph"/>
+        <w:numPr>
+          <w:ilvl w:val="0"/>
+          <w:numId w:val="8"/>
+        </w:numPr>
+        <w:rPr>
+          <w:lang w:val="en-US"/>
+        </w:rPr>
+      </w:pPr>
+      <w:r>
+        <w:rPr>
+          <w:lang w:val="en-US"/>
+        </w:rPr>
+        <w:t>“C:\Users\&lt;Tên Người Dùng&gt;</w:t>
+      </w:r>
+      <w:r>
+        <w:rPr>
+          <w:lang w:val="en-US"/>
+        </w:rPr>
+        <w:t>\AppData\Local\Google\Chrome\User Data\Default\Network</w:t>
+      </w:r>
+      <w:r>
+        <w:rPr>
+          <w:lang w:val="en-US"/>
+        </w:rPr>
+        <w:t>”</w:t>
       </w:r>
     </w:p>
     <w:p>
@@ -5117,6 +5569,95 @@
     </w:lvl>
   </w:abstractNum>
   <w:abstractNum w:abstractNumId="10">
+    <w:nsid w:val="54806E3C"/>
+    <w:multiLevelType w:val="hybridMultilevel"/>
+    <w:tmpl w:val="A0CAFF20"/>
+    <w:lvl w:ilvl="0" w:tplc="AD40FF9C">
+      <w:start w:val="1"/>
+      <w:numFmt w:val="decimal"/>
+      <w:lvlText w:val="%1."/>
+      <w:lvlJc w:val="left"/>
+      <w:pPr>
+        <w:ind w:left="1080" w:hanging="360"/>
+      </w:pPr>
+      <w:rPr>
+        <w:rFonts w:hint="default"/>
+      </w:rPr>
+    </w:lvl>
+    <w:lvl w:ilvl="1" w:tplc="042A0019" w:tentative="1">
+      <w:start w:val="1"/>
+      <w:numFmt w:val="lowerLetter"/>
+      <w:lvlText w:val="%2."/>
+      <w:lvlJc w:val="left"/>
+      <w:pPr>
+        <w:ind w:left="1800" w:hanging="360"/>
+      </w:pPr>
+    </w:lvl>
+    <w:lvl w:ilvl="2" w:tplc="042A001B" w:tentative="1">
+      <w:start w:val="1"/>
+      <w:numFmt w:val="lowerRoman"/>
+      <w:lvlText w:val="%3."/>
+      <w:lvlJc w:val="right"/>
+      <w:pPr>
+        <w:ind w:left="2520" w:hanging="180"/>
+      </w:pPr>
+    </w:lvl>
+    <w:lvl w:ilvl="3" w:tplc="042A000F" w:tentative="1">
+      <w:start w:val="1"/>
+      <w:numFmt w:val="decimal"/>
+      <w:lvlText w:val="%4."/>
+      <w:lvlJc w:val="left"/>
+      <w:pPr>
+        <w:ind w:left="3240" w:hanging="360"/>
+      </w:pPr>
+    </w:lvl>
+    <w:lvl w:ilvl="4" w:tplc="042A0019" w:tentative="1">
+      <w:start w:val="1"/>
+      <w:numFmt w:val="lowerLetter"/>
+      <w:lvlText w:val="%5."/>
+      <w:lvlJc w:val="left"/>
+      <w:pPr>
+        <w:ind w:left="3960" w:hanging="360"/>
+      </w:pPr>
+    </w:lvl>
+    <w:lvl w:ilvl="5" w:tplc="042A001B" w:tentative="1">
+      <w:start w:val="1"/>
+      <w:numFmt w:val="lowerRoman"/>
+      <w:lvlText w:val="%6."/>
+      <w:lvlJc w:val="right"/>
+      <w:pPr>
+        <w:ind w:left="4680" w:hanging="180"/>
+      </w:pPr>
+    </w:lvl>
+    <w:lvl w:ilvl="6" w:tplc="042A000F" w:tentative="1">
+      <w:start w:val="1"/>
+      <w:numFmt w:val="decimal"/>
+      <w:lvlText w:val="%7."/>
+      <w:lvlJc w:val="left"/>
+      <w:pPr>
+        <w:ind w:left="5400" w:hanging="360"/>
+      </w:pPr>
+    </w:lvl>
+    <w:lvl w:ilvl="7" w:tplc="042A0019" w:tentative="1">
+      <w:start w:val="1"/>
+      <w:numFmt w:val="lowerLetter"/>
+      <w:lvlText w:val="%8."/>
+      <w:lvlJc w:val="left"/>
+      <w:pPr>
+        <w:ind w:left="6120" w:hanging="360"/>
+      </w:pPr>
+    </w:lvl>
+    <w:lvl w:ilvl="8" w:tplc="042A001B" w:tentative="1">
+      <w:start w:val="1"/>
+      <w:numFmt w:val="lowerRoman"/>
+      <w:lvlText w:val="%9."/>
+      <w:lvlJc w:val="right"/>
+      <w:pPr>
+        <w:ind w:left="6840" w:hanging="180"/>
+      </w:pPr>
+    </w:lvl>
+  </w:abstractNum>
+  <w:abstractNum w:abstractNumId="11">
     <w:nsid w:val="5BA762D0"/>
     <w:multiLevelType w:val="hybridMultilevel"/>
     <w:tmpl w:val="9550AEA8"/>
@@ -5229,7 +5770,7 @@
       </w:rPr>
     </w:lvl>
   </w:abstractNum>
-  <w:abstractNum w:abstractNumId="11">
+  <w:abstractNum w:abstractNumId="12">
     <w:nsid w:val="629B256C"/>
     <w:multiLevelType w:val="hybridMultilevel"/>
     <w:tmpl w:val="7610CF0E"/>
@@ -5342,7 +5883,7 @@
       </w:rPr>
     </w:lvl>
   </w:abstractNum>
-  <w:abstractNum w:abstractNumId="12">
+  <w:abstractNum w:abstractNumId="13">
     <w:nsid w:val="680712E7"/>
     <w:multiLevelType w:val="hybridMultilevel"/>
     <w:tmpl w:val="4426B5DC"/>
@@ -5455,7 +5996,7 @@
       </w:rPr>
     </w:lvl>
   </w:abstractNum>
-  <w:abstractNum w:abstractNumId="13">
+  <w:abstractNum w:abstractNumId="14">
     <w:nsid w:val="6F81702F"/>
     <w:multiLevelType w:val="hybridMultilevel"/>
     <w:tmpl w:val="A42A6F78"/>
@@ -5568,7 +6109,7 @@
       </w:rPr>
     </w:lvl>
   </w:abstractNum>
-  <w:abstractNum w:abstractNumId="14">
+  <w:abstractNum w:abstractNumId="15">
     <w:nsid w:val="72115587"/>
     <w:multiLevelType w:val="hybridMultilevel"/>
     <w:tmpl w:val="2EE0BDEA"/>
@@ -5657,7 +6198,7 @@
       </w:pPr>
     </w:lvl>
   </w:abstractNum>
-  <w:abstractNum w:abstractNumId="15">
+  <w:abstractNum w:abstractNumId="16">
     <w:nsid w:val="76932C3D"/>
     <w:multiLevelType w:val="hybridMultilevel"/>
     <w:tmpl w:val="CE98140A"/>
@@ -5774,10 +6315,10 @@
     <w:abstractNumId w:val="3"/>
   </w:num>
   <w:num w:numId="2">
-    <w:abstractNumId w:val="11"/>
+    <w:abstractNumId w:val="12"/>
   </w:num>
   <w:num w:numId="3">
-    <w:abstractNumId w:val="10"/>
+    <w:abstractNumId w:val="11"/>
   </w:num>
   <w:num w:numId="4">
     <w:abstractNumId w:val="0"/>
@@ -5798,7 +6339,7 @@
     <w:abstractNumId w:val="2"/>
   </w:num>
   <w:num w:numId="10">
-    <w:abstractNumId w:val="14"/>
+    <w:abstractNumId w:val="15"/>
   </w:num>
   <w:num w:numId="11">
     <w:abstractNumId w:val="9"/>
@@ -5807,16 +6348,19 @@
     <w:abstractNumId w:val="1"/>
   </w:num>
   <w:num w:numId="13">
-    <w:abstractNumId w:val="13"/>
+    <w:abstractNumId w:val="14"/>
   </w:num>
   <w:num w:numId="14">
-    <w:abstractNumId w:val="12"/>
+    <w:abstractNumId w:val="13"/>
   </w:num>
   <w:num w:numId="15">
     <w:abstractNumId w:val="8"/>
   </w:num>
   <w:num w:numId="16">
-    <w:abstractNumId w:val="15"/>
+    <w:abstractNumId w:val="16"/>
+  </w:num>
+  <w:num w:numId="17">
+    <w:abstractNumId w:val="10"/>
   </w:num>
 </w:numbering>
 </file>

--- a/web development.docx
+++ b/web development.docx
@@ -1556,40 +1556,20 @@
     </w:p>
     <w:p>
       <w:pPr>
-        <w:rPr>
-          <w:lang w:val="en-US"/>
-        </w:rPr>
-      </w:pPr>
-    </w:p>
-    <w:p>
-      <w:pPr>
-        <w:rPr>
-          <w:lang w:val="en-US"/>
-        </w:rPr>
-      </w:pPr>
-      <w:r>
-        <w:rPr>
-          <w:lang w:val="en-US"/>
-        </w:rPr>
-        <w:t>Node JS CMD:</w:t>
-      </w:r>
-    </w:p>
-    <w:p>
-      <w:pPr>
-        <w:pStyle w:val="ListParagraph"/>
-        <w:numPr>
-          <w:ilvl w:val="0"/>
-          <w:numId w:val="4"/>
-        </w:numPr>
-        <w:rPr>
-          <w:lang w:val="en-US"/>
-        </w:rPr>
-      </w:pPr>
-      <w:r>
-        <w:rPr>
-          <w:lang w:val="en-US"/>
-        </w:rPr>
-        <w:t>Show Mô Tả Của Lệnh Node?</w:t>
+        <w:pStyle w:val="ListParagraph"/>
+        <w:numPr>
+          <w:ilvl w:val="0"/>
+          <w:numId w:val="6"/>
+        </w:numPr>
+        <w:rPr>
+          <w:lang w:val="en-US"/>
+        </w:rPr>
+      </w:pPr>
+      <w:r>
+        <w:rPr>
+          <w:lang w:val="en-US"/>
+        </w:rPr>
+        <w:t>Trả Về Kiểu Dữ Liệu Của 1 Giá Trị?</w:t>
       </w:r>
     </w:p>
     <w:p>
@@ -1610,25 +1590,25 @@
         <w:rPr>
           <w:lang w:val="en-US"/>
         </w:rPr>
-        <w:t>node –h</w:t>
-      </w:r>
-    </w:p>
-    <w:p>
-      <w:pPr>
-        <w:pStyle w:val="ListParagraph"/>
-        <w:numPr>
-          <w:ilvl w:val="0"/>
-          <w:numId w:val="4"/>
-        </w:numPr>
-        <w:rPr>
-          <w:lang w:val="en-US"/>
-        </w:rPr>
-      </w:pPr>
-      <w:r>
-        <w:rPr>
-          <w:lang w:val="en-US"/>
-        </w:rPr>
-        <w:t>Show Phiên Bản Của Node?</w:t>
+        <w:t>typeof &lt;Giá Trị&gt;</w:t>
+      </w:r>
+    </w:p>
+    <w:p>
+      <w:pPr>
+        <w:pStyle w:val="ListParagraph"/>
+        <w:numPr>
+          <w:ilvl w:val="0"/>
+          <w:numId w:val="8"/>
+        </w:numPr>
+        <w:rPr>
+          <w:lang w:val="en-US"/>
+        </w:rPr>
+      </w:pPr>
+      <w:r>
+        <w:rPr>
+          <w:lang w:val="en-US"/>
+        </w:rPr>
+        <w:t>Ví dụ</w:t>
       </w:r>
     </w:p>
     <w:p>
@@ -1649,25 +1629,143 @@
         <w:rPr>
           <w:lang w:val="en-US"/>
         </w:rPr>
-        <w:t>node –v</w:t>
-      </w:r>
-    </w:p>
-    <w:p>
-      <w:pPr>
-        <w:pStyle w:val="ListParagraph"/>
-        <w:numPr>
-          <w:ilvl w:val="0"/>
-          <w:numId w:val="4"/>
-        </w:numPr>
-        <w:rPr>
-          <w:lang w:val="en-US"/>
-        </w:rPr>
-      </w:pPr>
-      <w:r>
-        <w:rPr>
-          <w:lang w:val="en-US"/>
-        </w:rPr>
-        <w:t>Chạy 1 File JS?</w:t>
+        <w:t>foo = typeof bar</w:t>
+      </w:r>
+    </w:p>
+    <w:p>
+      <w:pPr>
+        <w:pStyle w:val="ListParagraph"/>
+        <w:numPr>
+          <w:ilvl w:val="0"/>
+          <w:numId w:val="8"/>
+        </w:numPr>
+        <w:rPr>
+          <w:lang w:val="en-US"/>
+        </w:rPr>
+      </w:pPr>
+      <w:r>
+        <w:rPr>
+          <w:lang w:val="en-US"/>
+        </w:rPr>
+        <w:t>ta có</w:t>
+      </w:r>
+    </w:p>
+    <w:tbl>
+      <w:tblPr>
+        <w:tblStyle w:val="TableGrid"/>
+        <w:tblW w:w="0" w:type="auto"/>
+        <w:tblInd w:w="1080" w:type="dxa"/>
+        <w:tblLook w:val="04A0" w:firstRow="1" w:lastRow="0" w:firstColumn="1" w:lastColumn="0" w:noHBand="0" w:noVBand="1"/>
+      </w:tblPr>
+      <w:tblGrid>
+        <w:gridCol w:w="4039"/>
+        <w:gridCol w:w="4123"/>
+      </w:tblGrid>
+      <w:tr>
+        <w:tc>
+          <w:tcPr>
+            <w:tcW w:w="4621" w:type="dxa"/>
+          </w:tcPr>
+          <w:p>
+            <w:pPr>
+              <w:pStyle w:val="ListParagraph"/>
+              <w:ind w:left="0"/>
+              <w:jc w:val="center"/>
+              <w:rPr>
+                <w:lang w:val="en-US"/>
+              </w:rPr>
+            </w:pPr>
+            <w:r>
+              <w:rPr>
+                <w:lang w:val="en-US"/>
+              </w:rPr>
+              <w:t>bar</w:t>
+            </w:r>
+          </w:p>
+        </w:tc>
+        <w:tc>
+          <w:tcPr>
+            <w:tcW w:w="4621" w:type="dxa"/>
+          </w:tcPr>
+          <w:p>
+            <w:pPr>
+              <w:pStyle w:val="ListParagraph"/>
+              <w:ind w:left="0"/>
+              <w:jc w:val="center"/>
+              <w:rPr>
+                <w:lang w:val="en-US"/>
+              </w:rPr>
+            </w:pPr>
+            <w:r>
+              <w:rPr>
+                <w:lang w:val="en-US"/>
+              </w:rPr>
+              <w:t>15</w:t>
+            </w:r>
+          </w:p>
+        </w:tc>
+      </w:tr>
+      <w:tr>
+        <w:tc>
+          <w:tcPr>
+            <w:tcW w:w="4621" w:type="dxa"/>
+          </w:tcPr>
+          <w:p>
+            <w:pPr>
+              <w:pStyle w:val="ListParagraph"/>
+              <w:ind w:left="0"/>
+              <w:jc w:val="center"/>
+              <w:rPr>
+                <w:lang w:val="en-US"/>
+              </w:rPr>
+            </w:pPr>
+            <w:r>
+              <w:rPr>
+                <w:lang w:val="en-US"/>
+              </w:rPr>
+              <w:t>foo</w:t>
+            </w:r>
+          </w:p>
+        </w:tc>
+        <w:tc>
+          <w:tcPr>
+            <w:tcW w:w="4621" w:type="dxa"/>
+          </w:tcPr>
+          <w:p>
+            <w:pPr>
+              <w:pStyle w:val="ListParagraph"/>
+              <w:ind w:left="0"/>
+              <w:jc w:val="center"/>
+              <w:rPr>
+                <w:lang w:val="en-US"/>
+              </w:rPr>
+            </w:pPr>
+            <w:r>
+              <w:rPr>
+                <w:lang w:val="en-US"/>
+              </w:rPr>
+              <w:t>"number"</w:t>
+            </w:r>
+          </w:p>
+        </w:tc>
+      </w:tr>
+    </w:tbl>
+    <w:p>
+      <w:pPr>
+        <w:pStyle w:val="ListParagraph"/>
+        <w:numPr>
+          <w:ilvl w:val="0"/>
+          <w:numId w:val="6"/>
+        </w:numPr>
+        <w:rPr>
+          <w:lang w:val="en-US"/>
+        </w:rPr>
+      </w:pPr>
+      <w:r>
+        <w:rPr>
+          <w:lang w:val="en-US"/>
+        </w:rPr>
+        <w:t>Đổi Kiểu Dữ Liệu Từ Number Sang String?</w:t>
       </w:r>
     </w:p>
     <w:p>
@@ -1688,87 +1786,47 @@
         <w:rPr>
           <w:lang w:val="en-US"/>
         </w:rPr>
-        <w:t>node &lt;Tên File JS&gt;</w:t>
-      </w:r>
-    </w:p>
-    <w:p>
-      <w:pPr>
-        <w:rPr>
-          <w:lang w:val="en-US"/>
-        </w:rPr>
-      </w:pPr>
-    </w:p>
-    <w:p>
-      <w:pPr>
-        <w:rPr>
-          <w:lang w:val="en-US"/>
-        </w:rPr>
-      </w:pPr>
-      <w:r>
-        <w:rPr>
-          <w:lang w:val="en-US"/>
-        </w:rPr>
-        <w:t>Development – Phát Triển:</w:t>
-      </w:r>
-    </w:p>
-    <w:p>
-      <w:pPr>
-        <w:pStyle w:val="ListParagraph"/>
-        <w:numPr>
-          <w:ilvl w:val="0"/>
-          <w:numId w:val="7"/>
-        </w:numPr>
-        <w:rPr>
-          <w:lang w:val="en-US"/>
-        </w:rPr>
-      </w:pPr>
-      <w:r>
-        <w:rPr>
-          <w:lang w:val="en-US"/>
-        </w:rPr>
-        <w:t>Khởi Tạo Web Server Cục Bộ?</w:t>
-      </w:r>
-    </w:p>
-    <w:p>
-      <w:pPr>
-        <w:pStyle w:val="ListParagraph"/>
-        <w:numPr>
-          <w:ilvl w:val="0"/>
-          <w:numId w:val="8"/>
-        </w:numPr>
-        <w:rPr>
-          <w:lang w:val="en-US"/>
-        </w:rPr>
-      </w:pPr>
-      <w:r>
-        <w:rPr>
-          <w:lang w:val="en-US"/>
-        </w:rPr>
-        <w:t>Tạo 1 thư mục, đặt tên tùy ý, đây là thư mục dự án, mở VS Code lên tại thư mục này</w:t>
-      </w:r>
-      <w:r>
-        <w:rPr>
-          <w:lang w:val="en-US"/>
-        </w:rPr>
-        <w:t>, tạo 1 thư mục mới, đặt tên tùy ý, đây là thư mục chứa phần Back End, chuyển Terminal về thư mục này</w:t>
-      </w:r>
-    </w:p>
-    <w:p>
-      <w:pPr>
-        <w:pStyle w:val="ListParagraph"/>
-        <w:numPr>
-          <w:ilvl w:val="0"/>
-          <w:numId w:val="8"/>
-        </w:numPr>
-        <w:rPr>
-          <w:lang w:val="en-US"/>
-        </w:rPr>
-      </w:pPr>
-      <w:r>
-        <w:rPr>
-          <w:lang w:val="en-US"/>
-        </w:rPr>
-        <w:t>Nhập dòng lệnh sau vào Terminal</w:t>
+        <w:t>String(&lt;Number&gt;)</w:t>
+      </w:r>
+    </w:p>
+    <w:p>
+      <w:pPr>
+        <w:rPr>
+          <w:lang w:val="en-US"/>
+        </w:rPr>
+      </w:pPr>
+      <w:bookmarkStart w:id="0" w:name="_GoBack"/>
+      <w:bookmarkEnd w:id="0"/>
+    </w:p>
+    <w:p>
+      <w:pPr>
+        <w:rPr>
+          <w:lang w:val="en-US"/>
+        </w:rPr>
+      </w:pPr>
+      <w:r>
+        <w:rPr>
+          <w:lang w:val="en-US"/>
+        </w:rPr>
+        <w:t>Node JS CMD:</w:t>
+      </w:r>
+    </w:p>
+    <w:p>
+      <w:pPr>
+        <w:pStyle w:val="ListParagraph"/>
+        <w:numPr>
+          <w:ilvl w:val="0"/>
+          <w:numId w:val="4"/>
+        </w:numPr>
+        <w:rPr>
+          <w:lang w:val="en-US"/>
+        </w:rPr>
+      </w:pPr>
+      <w:r>
+        <w:rPr>
+          <w:lang w:val="en-US"/>
+        </w:rPr>
+        <w:t>Show Mô Tả Của Lệnh Node?</w:t>
       </w:r>
     </w:p>
     <w:p>
@@ -1789,43 +1847,25 @@
         <w:rPr>
           <w:lang w:val="en-US"/>
         </w:rPr>
-        <w:t>npm install express</w:t>
-      </w:r>
-    </w:p>
-    <w:p>
-      <w:pPr>
-        <w:pStyle w:val="ListParagraph"/>
-        <w:numPr>
-          <w:ilvl w:val="0"/>
-          <w:numId w:val="8"/>
-        </w:numPr>
-        <w:rPr>
-          <w:lang w:val="en-US"/>
-        </w:rPr>
-      </w:pPr>
-      <w:r>
-        <w:rPr>
-          <w:lang w:val="en-US"/>
-        </w:rPr>
-        <w:t>Câu lệnh này sẽ tải thư viện Express có chức năng tạo Web Server, đồng thời cũng tạo thư mục “node_modules” nếu chưa có để chứa các thư viện và File “package–lock.json” chứa thông tin phụ thuộc của các thư viện</w:t>
-      </w:r>
-    </w:p>
-    <w:p>
-      <w:pPr>
-        <w:pStyle w:val="ListParagraph"/>
-        <w:numPr>
-          <w:ilvl w:val="0"/>
-          <w:numId w:val="8"/>
-        </w:numPr>
-        <w:rPr>
-          <w:lang w:val="en-US"/>
-        </w:rPr>
-      </w:pPr>
-      <w:r>
-        <w:rPr>
-          <w:lang w:val="en-US"/>
-        </w:rPr>
-        <w:t>Tạo 1 File JS, đặt tên tùy ý, rồi nhập đoạn Code sau</w:t>
+        <w:t>node –h</w:t>
+      </w:r>
+    </w:p>
+    <w:p>
+      <w:pPr>
+        <w:pStyle w:val="ListParagraph"/>
+        <w:numPr>
+          <w:ilvl w:val="0"/>
+          <w:numId w:val="4"/>
+        </w:numPr>
+        <w:rPr>
+          <w:lang w:val="en-US"/>
+        </w:rPr>
+      </w:pPr>
+      <w:r>
+        <w:rPr>
+          <w:lang w:val="en-US"/>
+        </w:rPr>
+        <w:t>Show Phiên Bản Của Node?</w:t>
       </w:r>
     </w:p>
     <w:p>
@@ -1846,25 +1886,25 @@
         <w:rPr>
           <w:lang w:val="en-US"/>
         </w:rPr>
-        <w:t xml:space="preserve">const </w:t>
-      </w:r>
-      <w:r>
-        <w:rPr>
-          <w:lang w:val="en-US"/>
-        </w:rPr>
-        <w:t>app</w:t>
-      </w:r>
-      <w:r>
-        <w:rPr>
-          <w:lang w:val="en-US"/>
-        </w:rPr>
-        <w:t xml:space="preserve"> = require('express')</w:t>
-      </w:r>
-      <w:r>
-        <w:rPr>
-          <w:lang w:val="en-US"/>
-        </w:rPr>
-        <w:t>()</w:t>
+        <w:t>node –v</w:t>
+      </w:r>
+    </w:p>
+    <w:p>
+      <w:pPr>
+        <w:pStyle w:val="ListParagraph"/>
+        <w:numPr>
+          <w:ilvl w:val="0"/>
+          <w:numId w:val="4"/>
+        </w:numPr>
+        <w:rPr>
+          <w:lang w:val="en-US"/>
+        </w:rPr>
+      </w:pPr>
+      <w:r>
+        <w:rPr>
+          <w:lang w:val="en-US"/>
+        </w:rPr>
+        <w:t>Chạy 1 File JS?</w:t>
       </w:r>
     </w:p>
     <w:p>
@@ -1885,13 +1925,87 @@
         <w:rPr>
           <w:lang w:val="en-US"/>
         </w:rPr>
-        <w:t>app.listen(</w:t>
-      </w:r>
-      <w:r>
-        <w:rPr>
-          <w:lang w:val="en-US"/>
-        </w:rPr>
-        <w:t>&lt;Số Port&gt;)</w:t>
+        <w:t>node &lt;Tên File JS&gt;</w:t>
+      </w:r>
+    </w:p>
+    <w:p>
+      <w:pPr>
+        <w:rPr>
+          <w:lang w:val="en-US"/>
+        </w:rPr>
+      </w:pPr>
+    </w:p>
+    <w:p>
+      <w:pPr>
+        <w:rPr>
+          <w:lang w:val="en-US"/>
+        </w:rPr>
+      </w:pPr>
+      <w:r>
+        <w:rPr>
+          <w:lang w:val="en-US"/>
+        </w:rPr>
+        <w:t>Development – Phát Triển:</w:t>
+      </w:r>
+    </w:p>
+    <w:p>
+      <w:pPr>
+        <w:pStyle w:val="ListParagraph"/>
+        <w:numPr>
+          <w:ilvl w:val="0"/>
+          <w:numId w:val="7"/>
+        </w:numPr>
+        <w:rPr>
+          <w:lang w:val="en-US"/>
+        </w:rPr>
+      </w:pPr>
+      <w:r>
+        <w:rPr>
+          <w:lang w:val="en-US"/>
+        </w:rPr>
+        <w:t>Khởi Tạo Web Server Cục Bộ?</w:t>
+      </w:r>
+    </w:p>
+    <w:p>
+      <w:pPr>
+        <w:pStyle w:val="ListParagraph"/>
+        <w:numPr>
+          <w:ilvl w:val="0"/>
+          <w:numId w:val="8"/>
+        </w:numPr>
+        <w:rPr>
+          <w:lang w:val="en-US"/>
+        </w:rPr>
+      </w:pPr>
+      <w:r>
+        <w:rPr>
+          <w:lang w:val="en-US"/>
+        </w:rPr>
+        <w:t>Tạo 1 thư mục, đặt tên tùy ý, đây là thư mục dự án, mở VS Code lên tại thư mục này</w:t>
+      </w:r>
+      <w:r>
+        <w:rPr>
+          <w:lang w:val="en-US"/>
+        </w:rPr>
+        <w:t>, tạo 1 thư mục mới, đặt tên tùy ý, đây là thư mục chứa phần Back End, chuyển Terminal về thư mục này</w:t>
+      </w:r>
+    </w:p>
+    <w:p>
+      <w:pPr>
+        <w:pStyle w:val="ListParagraph"/>
+        <w:numPr>
+          <w:ilvl w:val="0"/>
+          <w:numId w:val="8"/>
+        </w:numPr>
+        <w:rPr>
+          <w:lang w:val="en-US"/>
+        </w:rPr>
+      </w:pPr>
+      <w:r>
+        <w:rPr>
+          <w:lang w:val="en-US"/>
+        </w:rPr>
+        <w:t>Nhập dòng lệnh sau vào Terminal</w:t>
       </w:r>
     </w:p>
     <w:p>
@@ -1912,19 +2026,7 @@
         <w:rPr>
           <w:lang w:val="en-US"/>
         </w:rPr>
-        <w:t>app.get(</w:t>
-      </w:r>
-      <w:r>
-        <w:rPr>
-          <w:lang w:val="en-US"/>
-        </w:rPr>
-        <w:t xml:space="preserve">'/', (req, res) =&gt; </w:t>
-      </w:r>
-      <w:r>
-        <w:rPr>
-          <w:lang w:val="en-US"/>
-        </w:rPr>
-        <w:t>res.send('Hello World!'))</w:t>
+        <w:t>npm install express</w:t>
       </w:r>
     </w:p>
     <w:p>
@@ -1942,7 +2044,7 @@
         <w:rPr>
           <w:lang w:val="en-US"/>
         </w:rPr>
-        <w:t>Rồi chạy File này sử dụng Node</w:t>
+        <w:t>Câu lệnh này sẽ tải thư viện Express có chức năng tạo Web Server, đồng thời cũng tạo thư mục “node_modules” nếu chưa có để chứa các thư viện và File “package–lock.json” chứa thông tin phụ thuộc của các thư viện</w:t>
       </w:r>
     </w:p>
     <w:p>
@@ -1960,121 +2062,7 @@
         <w:rPr>
           <w:lang w:val="en-US"/>
         </w:rPr>
-        <w:t>Vào trình duyệt Web nhập “localhost:&lt;Số Port&gt;” để truy cập vào trang Web vừa tạo</w:t>
-      </w:r>
-    </w:p>
-    <w:p>
-      <w:pPr>
-        <w:pStyle w:val="ListParagraph"/>
-        <w:numPr>
-          <w:ilvl w:val="0"/>
-          <w:numId w:val="8"/>
-        </w:numPr>
-        <w:rPr>
-          <w:lang w:val="en-US"/>
-        </w:rPr>
-      </w:pPr>
-      <w:r>
-        <w:rPr>
-          <w:lang w:val="en-US"/>
-        </w:rPr>
-        <w:t>Terminal sẽ duy trì trang Web này, nếu đóng thì xóa Server</w:t>
-      </w:r>
-    </w:p>
-    <w:p>
-      <w:pPr>
-        <w:pStyle w:val="ListParagraph"/>
-        <w:numPr>
-          <w:ilvl w:val="0"/>
-          <w:numId w:val="8"/>
-        </w:numPr>
-        <w:rPr>
-          <w:lang w:val="en-US"/>
-        </w:rPr>
-      </w:pPr>
-      <w:r>
-        <w:rPr>
-          <w:lang w:val="en-US"/>
-        </w:rPr>
-        <w:t xml:space="preserve">Web Server này 1 khi đã chạy là cố định, có thay đổi File </w:t>
-      </w:r>
-      <w:r>
-        <w:rPr>
-          <w:lang w:val="en-US"/>
-        </w:rPr>
-        <w:t xml:space="preserve">nào đi nữa </w:t>
-      </w:r>
-      <w:r>
-        <w:rPr>
-          <w:lang w:val="en-US"/>
-        </w:rPr>
-        <w:t>thì phải chạy lại mới thấy sự thay đổi</w:t>
-      </w:r>
-    </w:p>
-    <w:p>
-      <w:pPr>
-        <w:pStyle w:val="ListParagraph"/>
-        <w:numPr>
-          <w:ilvl w:val="0"/>
-          <w:numId w:val="7"/>
-        </w:numPr>
-        <w:rPr>
-          <w:lang w:val="en-US"/>
-        </w:rPr>
-      </w:pPr>
-      <w:r>
-        <w:rPr>
-          <w:lang w:val="en-US"/>
-        </w:rPr>
-        <w:t xml:space="preserve">Cách </w:t>
-      </w:r>
-      <w:r>
-        <w:rPr>
-          <w:lang w:val="en-US"/>
-        </w:rPr>
-        <w:t xml:space="preserve">Tự Động Khởi Chạy Lại </w:t>
-      </w:r>
-      <w:r>
-        <w:rPr>
-          <w:lang w:val="en-US"/>
-        </w:rPr>
-        <w:t xml:space="preserve">Web Server </w:t>
-      </w:r>
-      <w:r>
-        <w:rPr>
-          <w:lang w:val="en-US"/>
-        </w:rPr>
-        <w:t xml:space="preserve">Cục Bộ Khi Thay Đổi </w:t>
-      </w:r>
-      <w:r>
-        <w:rPr>
-          <w:lang w:val="en-US"/>
-        </w:rPr>
-        <w:t>File</w:t>
-      </w:r>
-      <w:r>
-        <w:rPr>
-          <w:lang w:val="en-US"/>
-        </w:rPr>
-        <w:t>?</w:t>
-      </w:r>
-    </w:p>
-    <w:p>
-      <w:pPr>
-        <w:pStyle w:val="ListParagraph"/>
-        <w:numPr>
-          <w:ilvl w:val="0"/>
-          <w:numId w:val="8"/>
-        </w:numPr>
-        <w:rPr>
-          <w:lang w:val="en-US"/>
-        </w:rPr>
-      </w:pPr>
-      <w:r>
-        <w:rPr>
-          <w:lang w:val="en-US"/>
-        </w:rPr>
-        <w:t>Nhập dòng lệnh sau vào Terminal</w:t>
+        <w:t>Tạo 1 File JS, đặt tên tùy ý, rồi nhập đoạn Code sau</w:t>
       </w:r>
     </w:p>
     <w:p>
@@ -2095,79 +2083,25 @@
         <w:rPr>
           <w:lang w:val="en-US"/>
         </w:rPr>
-        <w:t>npm init</w:t>
-      </w:r>
-    </w:p>
-    <w:p>
-      <w:pPr>
-        <w:pStyle w:val="ListParagraph"/>
-        <w:numPr>
-          <w:ilvl w:val="0"/>
-          <w:numId w:val="8"/>
-        </w:numPr>
-        <w:rPr>
-          <w:lang w:val="en-US"/>
-        </w:rPr>
-      </w:pPr>
-      <w:r>
-        <w:rPr>
-          <w:lang w:val="en-US"/>
-        </w:rPr>
-        <w:t>Terminal sẽ hỏi bạn, cứ trả lời theo ý thích</w:t>
-      </w:r>
-    </w:p>
-    <w:p>
-      <w:pPr>
-        <w:pStyle w:val="ListParagraph"/>
-        <w:numPr>
-          <w:ilvl w:val="0"/>
-          <w:numId w:val="8"/>
-        </w:numPr>
-        <w:rPr>
-          <w:lang w:val="en-US"/>
-        </w:rPr>
-      </w:pPr>
-      <w:r>
-        <w:rPr>
-          <w:lang w:val="en-US"/>
-        </w:rPr>
-        <w:t>Sau khi trả lời xong, 1 File “package.json” sẽ xuất hiện, File này có tác dụng tạo các câu lệnh ngắn, lưu trữ thông tin dự</w:t>
-      </w:r>
-      <w:r>
-        <w:rPr>
-          <w:lang w:val="en-US"/>
-        </w:rPr>
-        <w:t xml:space="preserve"> án, </w:t>
-      </w:r>
-      <w:r>
-        <w:rPr>
-          <w:lang w:val="en-US"/>
-        </w:rPr>
-        <w:t xml:space="preserve">xác định thư viện nào sẽ được sử dụng </w:t>
-      </w:r>
-      <w:r>
-        <w:rPr>
-          <w:lang w:val="en-US"/>
-        </w:rPr>
-        <w:t xml:space="preserve">và File nào sẽ được chạy đầu tiên khi triển khai lên Server thật sự, File đầu tiên được chạy được xác định bởi “main” </w:t>
-      </w:r>
-    </w:p>
-    <w:p>
-      <w:pPr>
-        <w:pStyle w:val="ListParagraph"/>
-        <w:numPr>
-          <w:ilvl w:val="0"/>
-          <w:numId w:val="8"/>
-        </w:numPr>
-        <w:rPr>
-          <w:lang w:val="en-US"/>
-        </w:rPr>
-      </w:pPr>
-      <w:r>
-        <w:rPr>
-          <w:lang w:val="en-US"/>
-        </w:rPr>
-        <w:t>Nhập tiếp</w:t>
+        <w:t xml:space="preserve">const </w:t>
+      </w:r>
+      <w:r>
+        <w:rPr>
+          <w:lang w:val="en-US"/>
+        </w:rPr>
+        <w:t>app</w:t>
+      </w:r>
+      <w:r>
+        <w:rPr>
+          <w:lang w:val="en-US"/>
+        </w:rPr>
+        <w:t xml:space="preserve"> = require('express')</w:t>
+      </w:r>
+      <w:r>
+        <w:rPr>
+          <w:lang w:val="en-US"/>
+        </w:rPr>
+        <w:t>()</w:t>
       </w:r>
     </w:p>
     <w:p>
@@ -2188,62 +2122,13 @@
         <w:rPr>
           <w:lang w:val="en-US"/>
         </w:rPr>
-        <w:lastRenderedPageBreak/>
-        <w:t>npm install nodemon ––save–dev</w:t>
-      </w:r>
-    </w:p>
-    <w:p>
-      <w:pPr>
-        <w:pStyle w:val="ListParagraph"/>
-        <w:numPr>
-          <w:ilvl w:val="0"/>
-          <w:numId w:val="8"/>
-        </w:numPr>
-        <w:rPr>
-          <w:lang w:val="en-US"/>
-        </w:rPr>
-      </w:pPr>
-      <w:r>
-        <w:rPr>
-          <w:lang w:val="en-US"/>
-        </w:rPr>
-        <w:t>Câu lệnh này sẽ tải thư viện Nodemon có tác dụng tự khởi chạy lại Web Server cục bộ khi lưu thay đổi File, đưa nó vào thư mục “node_modules” và “devDependencies” của “package.json” để khi triển khai dự án thì thư viện này không được sử dụng</w:t>
-      </w:r>
-    </w:p>
-    <w:p>
-      <w:pPr>
-        <w:pStyle w:val="ListParagraph"/>
-        <w:numPr>
-          <w:ilvl w:val="0"/>
-          <w:numId w:val="8"/>
-        </w:numPr>
-        <w:rPr>
-          <w:lang w:val="en-US"/>
-        </w:rPr>
-      </w:pPr>
-      <w:r>
-        <w:rPr>
-          <w:lang w:val="en-US"/>
-        </w:rPr>
-        <w:t>Trong thư mục “.bin” ở “node_modules” cũng xuất hiện thêm nhiều File mới, trong đó có “nodemon.cmd”</w:t>
-      </w:r>
-    </w:p>
-    <w:p>
-      <w:pPr>
-        <w:pStyle w:val="ListParagraph"/>
-        <w:numPr>
-          <w:ilvl w:val="0"/>
-          <w:numId w:val="8"/>
-        </w:numPr>
-        <w:rPr>
-          <w:lang w:val="en-US"/>
-        </w:rPr>
-      </w:pPr>
-      <w:r>
-        <w:rPr>
-          <w:lang w:val="en-US"/>
-        </w:rPr>
-        <w:t>Sử dụng lệnh nodemon vừa tải để khởi chạy Web Server</w:t>
+        <w:t>app.listen(</w:t>
+      </w:r>
+      <w:r>
+        <w:rPr>
+          <w:lang w:val="en-US"/>
+        </w:rPr>
+        <w:t>&lt;Số Port&gt;)</w:t>
       </w:r>
     </w:p>
     <w:p>
@@ -2264,19 +2149,19 @@
         <w:rPr>
           <w:lang w:val="en-US"/>
         </w:rPr>
-        <w:t xml:space="preserve">nodemon </w:t>
-      </w:r>
-      <w:r>
-        <w:rPr>
-          <w:lang w:val="en-US"/>
-        </w:rPr>
-        <w:t xml:space="preserve">.\node_modules\.bin\nodemon </w:t>
-      </w:r>
-      <w:r>
-        <w:rPr>
-          <w:lang w:val="en-US"/>
-        </w:rPr>
-        <w:t>&lt;Tên File JS&gt;</w:t>
+        <w:t>app.get(</w:t>
+      </w:r>
+      <w:r>
+        <w:rPr>
+          <w:lang w:val="en-US"/>
+        </w:rPr>
+        <w:t xml:space="preserve">'/', (req, res) =&gt; </w:t>
+      </w:r>
+      <w:r>
+        <w:rPr>
+          <w:lang w:val="en-US"/>
+        </w:rPr>
+        <w:t>res.send('Hello World!'))</w:t>
       </w:r>
     </w:p>
     <w:p>
@@ -2294,7 +2179,140 @@
         <w:rPr>
           <w:lang w:val="en-US"/>
         </w:rPr>
-        <w:t>Câu lệnh này cơ bản giống với</w:t>
+        <w:t>Rồi chạy File này sử dụng Node</w:t>
+      </w:r>
+    </w:p>
+    <w:p>
+      <w:pPr>
+        <w:pStyle w:val="ListParagraph"/>
+        <w:numPr>
+          <w:ilvl w:val="0"/>
+          <w:numId w:val="8"/>
+        </w:numPr>
+        <w:rPr>
+          <w:lang w:val="en-US"/>
+        </w:rPr>
+      </w:pPr>
+      <w:r>
+        <w:rPr>
+          <w:lang w:val="en-US"/>
+        </w:rPr>
+        <w:t>Vào trình duyệt Web nhập “localhost:&lt;Số Port&gt;” để truy cập vào trang Web vừa tạo</w:t>
+      </w:r>
+    </w:p>
+    <w:p>
+      <w:pPr>
+        <w:pStyle w:val="ListParagraph"/>
+        <w:numPr>
+          <w:ilvl w:val="0"/>
+          <w:numId w:val="8"/>
+        </w:numPr>
+        <w:rPr>
+          <w:lang w:val="en-US"/>
+        </w:rPr>
+      </w:pPr>
+      <w:r>
+        <w:rPr>
+          <w:lang w:val="en-US"/>
+        </w:rPr>
+        <w:t>Terminal sẽ duy trì trang Web này, nếu đóng thì xóa Server</w:t>
+      </w:r>
+    </w:p>
+    <w:p>
+      <w:pPr>
+        <w:pStyle w:val="ListParagraph"/>
+        <w:numPr>
+          <w:ilvl w:val="0"/>
+          <w:numId w:val="8"/>
+        </w:numPr>
+        <w:rPr>
+          <w:lang w:val="en-US"/>
+        </w:rPr>
+      </w:pPr>
+      <w:r>
+        <w:rPr>
+          <w:lang w:val="en-US"/>
+        </w:rPr>
+        <w:t xml:space="preserve">Web Server này 1 khi đã chạy là cố định, có thay đổi File </w:t>
+      </w:r>
+      <w:r>
+        <w:rPr>
+          <w:lang w:val="en-US"/>
+        </w:rPr>
+        <w:t xml:space="preserve">nào đi nữa </w:t>
+      </w:r>
+      <w:r>
+        <w:rPr>
+          <w:lang w:val="en-US"/>
+        </w:rPr>
+        <w:t>thì phải chạy lại mới thấy sự thay đổi</w:t>
+      </w:r>
+    </w:p>
+    <w:p>
+      <w:pPr>
+        <w:pStyle w:val="ListParagraph"/>
+        <w:numPr>
+          <w:ilvl w:val="0"/>
+          <w:numId w:val="7"/>
+        </w:numPr>
+        <w:rPr>
+          <w:lang w:val="en-US"/>
+        </w:rPr>
+      </w:pPr>
+      <w:r>
+        <w:rPr>
+          <w:lang w:val="en-US"/>
+        </w:rPr>
+        <w:lastRenderedPageBreak/>
+        <w:t xml:space="preserve">Cách </w:t>
+      </w:r>
+      <w:r>
+        <w:rPr>
+          <w:lang w:val="en-US"/>
+        </w:rPr>
+        <w:t xml:space="preserve">Tự Động Khởi Chạy Lại </w:t>
+      </w:r>
+      <w:r>
+        <w:rPr>
+          <w:lang w:val="en-US"/>
+        </w:rPr>
+        <w:t xml:space="preserve">Web Server </w:t>
+      </w:r>
+      <w:r>
+        <w:rPr>
+          <w:lang w:val="en-US"/>
+        </w:rPr>
+        <w:t xml:space="preserve">Cục Bộ Khi Thay Đổi </w:t>
+      </w:r>
+      <w:r>
+        <w:rPr>
+          <w:lang w:val="en-US"/>
+        </w:rPr>
+        <w:t>File</w:t>
+      </w:r>
+      <w:r>
+        <w:rPr>
+          <w:lang w:val="en-US"/>
+        </w:rPr>
+        <w:t>?</w:t>
+      </w:r>
+    </w:p>
+    <w:p>
+      <w:pPr>
+        <w:pStyle w:val="ListParagraph"/>
+        <w:numPr>
+          <w:ilvl w:val="0"/>
+          <w:numId w:val="8"/>
+        </w:numPr>
+        <w:rPr>
+          <w:lang w:val="en-US"/>
+        </w:rPr>
+      </w:pPr>
+      <w:r>
+        <w:rPr>
+          <w:lang w:val="en-US"/>
+        </w:rPr>
+        <w:t>Nhập dòng lệnh sau vào Terminal</w:t>
       </w:r>
     </w:p>
     <w:p>
@@ -2315,7 +2333,7 @@
         <w:rPr>
           <w:lang w:val="en-US"/>
         </w:rPr>
-        <w:t>node &lt;Tên File JS&gt;</w:t>
+        <w:t>npm init</w:t>
       </w:r>
     </w:p>
     <w:p>
@@ -2333,43 +2351,7 @@
         <w:rPr>
           <w:lang w:val="en-US"/>
         </w:rPr>
-        <w:t>Nhưng mỗi khi có bất kì sự thay đổi nào trong thư mục dự án thì sẽ tự động khởi chạy lại Web Server</w:t>
-      </w:r>
-    </w:p>
-    <w:p>
-      <w:pPr>
-        <w:pStyle w:val="ListParagraph"/>
-        <w:numPr>
-          <w:ilvl w:val="0"/>
-          <w:numId w:val="7"/>
-        </w:numPr>
-        <w:rPr>
-          <w:lang w:val="en-US"/>
-        </w:rPr>
-      </w:pPr>
-      <w:r>
-        <w:rPr>
-          <w:lang w:val="en-US"/>
-        </w:rPr>
-        <w:t xml:space="preserve">Cách </w:t>
-      </w:r>
-      <w:r>
-        <w:rPr>
-          <w:lang w:val="en-US"/>
-        </w:rPr>
-        <w:t xml:space="preserve">Thu Ngắn Các Câu Lệnh </w:t>
-      </w:r>
-      <w:r>
-        <w:rPr>
-          <w:lang w:val="en-US"/>
-        </w:rPr>
-        <w:t>Terminal</w:t>
-      </w:r>
-      <w:r>
-        <w:rPr>
-          <w:lang w:val="en-US"/>
-        </w:rPr>
-        <w:t>?</w:t>
+        <w:t>Terminal sẽ hỏi bạn, cứ trả lời theo ý thích</w:t>
       </w:r>
     </w:p>
     <w:p>
@@ -2387,13 +2369,25 @@
         <w:rPr>
           <w:lang w:val="en-US"/>
         </w:rPr>
-        <w:t xml:space="preserve">Vào File “package.json”, </w:t>
-      </w:r>
-      <w:r>
-        <w:rPr>
-          <w:lang w:val="en-US"/>
-        </w:rPr>
-        <w:t>thêm 1 ánh xạ tên lệnh với dòng lệnh thực sự ở thẻ “scripts”</w:t>
+        <w:t>Sau khi trả lời xong, 1 File “package.json” sẽ xuất hiện, File này có tác dụng tạo các câu lệnh ngắn, lưu trữ thông tin dự</w:t>
+      </w:r>
+      <w:r>
+        <w:rPr>
+          <w:lang w:val="en-US"/>
+        </w:rPr>
+        <w:t xml:space="preserve"> án, </w:t>
+      </w:r>
+      <w:r>
+        <w:rPr>
+          <w:lang w:val="en-US"/>
+        </w:rPr>
+        <w:t xml:space="preserve">xác định thư viện nào sẽ được sử dụng </w:t>
+      </w:r>
+      <w:r>
+        <w:rPr>
+          <w:lang w:val="en-US"/>
+        </w:rPr>
+        <w:t xml:space="preserve">và File nào sẽ được chạy đầu tiên khi triển khai lên Server thật sự, File đầu tiên được chạy được xác định bởi “main” </w:t>
       </w:r>
     </w:p>
     <w:p>
@@ -2411,7 +2405,7 @@
         <w:rPr>
           <w:lang w:val="en-US"/>
         </w:rPr>
-        <w:t>Ví dụ</w:t>
+        <w:t>Nhập tiếp</w:t>
       </w:r>
     </w:p>
     <w:p>
@@ -2432,7 +2426,7 @@
         <w:rPr>
           <w:lang w:val="en-US"/>
         </w:rPr>
-        <w:t>“foo”: “nodemon bar.js”</w:t>
+        <w:t>npm install nodemon ––save–dev</w:t>
       </w:r>
     </w:p>
     <w:p>
@@ -2450,7 +2444,43 @@
         <w:rPr>
           <w:lang w:val="en-US"/>
         </w:rPr>
-        <w:t>Muốn chạy câu lệnh “nodemon bar.js” thì bây giờ chỉ cần nhập</w:t>
+        <w:t>Câu lệnh này sẽ tải thư viện Nodemon có tác dụng tự khởi chạy lại Web Server cục bộ khi lưu thay đổi File, đưa nó vào thư mục “node_modules” và “devDependencies” của “package.json” để khi triển khai dự án thì thư viện này không được sử dụng</w:t>
+      </w:r>
+    </w:p>
+    <w:p>
+      <w:pPr>
+        <w:pStyle w:val="ListParagraph"/>
+        <w:numPr>
+          <w:ilvl w:val="0"/>
+          <w:numId w:val="8"/>
+        </w:numPr>
+        <w:rPr>
+          <w:lang w:val="en-US"/>
+        </w:rPr>
+      </w:pPr>
+      <w:r>
+        <w:rPr>
+          <w:lang w:val="en-US"/>
+        </w:rPr>
+        <w:t>Trong thư mục “.bin” ở “node_modules” cũng xuất hiện thêm nhiều File mới, trong đó có “nodemon.cmd”</w:t>
+      </w:r>
+    </w:p>
+    <w:p>
+      <w:pPr>
+        <w:pStyle w:val="ListParagraph"/>
+        <w:numPr>
+          <w:ilvl w:val="0"/>
+          <w:numId w:val="8"/>
+        </w:numPr>
+        <w:rPr>
+          <w:lang w:val="en-US"/>
+        </w:rPr>
+      </w:pPr>
+      <w:r>
+        <w:rPr>
+          <w:lang w:val="en-US"/>
+        </w:rPr>
+        <w:t>Sử dụng lệnh nodemon vừa tải để khởi chạy Web Server</w:t>
       </w:r>
     </w:p>
     <w:p>
@@ -2471,7 +2501,19 @@
         <w:rPr>
           <w:lang w:val="en-US"/>
         </w:rPr>
-        <w:t>npm foo</w:t>
+        <w:t xml:space="preserve">nodemon </w:t>
+      </w:r>
+      <w:r>
+        <w:rPr>
+          <w:lang w:val="en-US"/>
+        </w:rPr>
+        <w:t xml:space="preserve">.\node_modules\.bin\nodemon </w:t>
+      </w:r>
+      <w:r>
+        <w:rPr>
+          <w:lang w:val="en-US"/>
+        </w:rPr>
+        <w:t>&lt;Tên File JS&gt;</w:t>
       </w:r>
     </w:p>
     <w:p>
@@ -2489,25 +2531,7 @@
         <w:rPr>
           <w:lang w:val="en-US"/>
         </w:rPr>
-        <w:t>Khi nhập câu lệnh này, npm sẽ rà soát xem “foo” có phải là 1 câu lệnh thuộc về npm hay không, nếu không, nó sẽ vào tệp “package.json” cùng cấp với CMD hiện tại, tìm thẻ “scripts”, trong thẻ “scripts”, nó sẽ tìm ánh xạ nào tên “foo”, nếu không thì nó sẽ báo lỗi, nếu có thì nó sẽ chạy câu lệnh ứng với “foo”, nếu câu lệnh này không tồn tại, nó sẽ vào thư mục “.bin” của “node_modules” để tìm, nếu có thì nó sẽ chạy lệnh này, nếu không thì nó sẽ báo lỗi</w:t>
-      </w:r>
-    </w:p>
-    <w:p>
-      <w:pPr>
-        <w:pStyle w:val="ListParagraph"/>
-        <w:numPr>
-          <w:ilvl w:val="0"/>
-          <w:numId w:val="7"/>
-        </w:numPr>
-        <w:rPr>
-          <w:lang w:val="en-US"/>
-        </w:rPr>
-      </w:pPr>
-      <w:r>
-        <w:rPr>
-          <w:lang w:val="en-US"/>
-        </w:rPr>
-        <w:t>Xử Lí Khi Máy Khách Gửi Yêu Cầu Với Phương Thức Get Đến 1 Tuyến Đường?</w:t>
+        <w:t>Câu lệnh này cơ bản giống với</w:t>
       </w:r>
     </w:p>
     <w:p>
@@ -2528,7 +2552,7 @@
         <w:rPr>
           <w:lang w:val="en-US"/>
         </w:rPr>
-        <w:t>app.get(&lt;Tuyến Đường&gt;, (req, res) =&gt; &lt;Code Xử Lí&gt;)</w:t>
+        <w:t>node &lt;Tên File JS&gt;</w:t>
       </w:r>
     </w:p>
     <w:p>
@@ -2546,7 +2570,43 @@
         <w:rPr>
           <w:lang w:val="en-US"/>
         </w:rPr>
-        <w:t>Câu lệnh này sẽ làm cho mỗi khi máy khách truy cập vào &lt;Tuyến Đường&gt; thì sẽ được nhận được HTML, CSS, … do &lt;Code Xử Lí&gt; trả về</w:t>
+        <w:t>Nhưng mỗi khi có bất kì sự thay đổi nào trong thư mục dự án thì sẽ tự động khởi chạy lại Web Server</w:t>
+      </w:r>
+    </w:p>
+    <w:p>
+      <w:pPr>
+        <w:pStyle w:val="ListParagraph"/>
+        <w:numPr>
+          <w:ilvl w:val="0"/>
+          <w:numId w:val="7"/>
+        </w:numPr>
+        <w:rPr>
+          <w:lang w:val="en-US"/>
+        </w:rPr>
+      </w:pPr>
+      <w:r>
+        <w:rPr>
+          <w:lang w:val="en-US"/>
+        </w:rPr>
+        <w:t xml:space="preserve">Cách </w:t>
+      </w:r>
+      <w:r>
+        <w:rPr>
+          <w:lang w:val="en-US"/>
+        </w:rPr>
+        <w:t xml:space="preserve">Thu Ngắn Các Câu Lệnh </w:t>
+      </w:r>
+      <w:r>
+        <w:rPr>
+          <w:lang w:val="en-US"/>
+        </w:rPr>
+        <w:t>Terminal</w:t>
+      </w:r>
+      <w:r>
+        <w:rPr>
+          <w:lang w:val="en-US"/>
+        </w:rPr>
+        <w:t>?</w:t>
       </w:r>
     </w:p>
     <w:p>
@@ -2564,25 +2624,31 @@
         <w:rPr>
           <w:lang w:val="en-US"/>
         </w:rPr>
+        <w:t xml:space="preserve">Vào File “package.json”, </w:t>
+      </w:r>
+      <w:r>
+        <w:rPr>
+          <w:lang w:val="en-US"/>
+        </w:rPr>
+        <w:t>thêm 1 ánh xạ tên lệnh với dòng lệnh thực sự ở thẻ “scripts”</w:t>
+      </w:r>
+    </w:p>
+    <w:p>
+      <w:pPr>
+        <w:pStyle w:val="ListParagraph"/>
+        <w:numPr>
+          <w:ilvl w:val="0"/>
+          <w:numId w:val="8"/>
+        </w:numPr>
+        <w:rPr>
+          <w:lang w:val="en-US"/>
+        </w:rPr>
+      </w:pPr>
+      <w:r>
+        <w:rPr>
+          <w:lang w:val="en-US"/>
+        </w:rPr>
         <w:t>Ví dụ</w:t>
-      </w:r>
-    </w:p>
-    <w:p>
-      <w:pPr>
-        <w:pStyle w:val="ListParagraph"/>
-        <w:numPr>
-          <w:ilvl w:val="0"/>
-          <w:numId w:val="8"/>
-        </w:numPr>
-        <w:rPr>
-          <w:lang w:val="en-US"/>
-        </w:rPr>
-      </w:pPr>
-      <w:r>
-        <w:rPr>
-          <w:lang w:val="en-US"/>
-        </w:rPr>
-        <w:t>Bạn muốn mỗi khi máy khách nhập lên thanh tìm kiếm tên miền trang Web của bạn + tuyến đường “/foo” sẽ nhận lại giao diện có chữ “Hello Bar”</w:t>
       </w:r>
     </w:p>
     <w:p>
@@ -2603,55 +2669,7 @@
         <w:rPr>
           <w:lang w:val="en-US"/>
         </w:rPr>
-        <w:t>app.get(‘/foo’, (req, res) =&gt; res.send(‘Hello Bar’))</w:t>
-      </w:r>
-    </w:p>
-    <w:p>
-      <w:pPr>
-        <w:pStyle w:val="ListParagraph"/>
-        <w:numPr>
-          <w:ilvl w:val="0"/>
-          <w:numId w:val="7"/>
-        </w:numPr>
-        <w:rPr>
-          <w:lang w:val="en-US"/>
-        </w:rPr>
-      </w:pPr>
-      <w:r>
-        <w:rPr>
-          <w:lang w:val="en-US"/>
-        </w:rPr>
-        <w:t xml:space="preserve">Cách </w:t>
-      </w:r>
-      <w:r>
-        <w:rPr>
-          <w:lang w:val="en-US"/>
-        </w:rPr>
-        <w:t xml:space="preserve">Kết Nối Với </w:t>
-      </w:r>
-      <w:r>
-        <w:rPr>
-          <w:lang w:val="en-US"/>
-        </w:rPr>
-        <w:t xml:space="preserve">Server </w:t>
-      </w:r>
-      <w:r>
-        <w:rPr>
-          <w:lang w:val="en-US"/>
-        </w:rPr>
-        <w:t xml:space="preserve">Cục Bộ Hoặc </w:t>
-      </w:r>
-      <w:r>
-        <w:rPr>
-          <w:lang w:val="en-US"/>
-        </w:rPr>
-        <w:t>Cloud Mongo DB</w:t>
-      </w:r>
-      <w:r>
-        <w:rPr>
-          <w:lang w:val="en-US"/>
-        </w:rPr>
-        <w:t>?</w:t>
+        <w:t>“foo”: “nodemon bar.js”</w:t>
       </w:r>
     </w:p>
     <w:p>
@@ -2669,7 +2687,7 @@
         <w:rPr>
           <w:lang w:val="en-US"/>
         </w:rPr>
-        <w:t>Nhập dòng lệnh sau vào Terminal</w:t>
+        <w:t>Muốn chạy câu lệnh “nodemon bar.js” thì bây giờ chỉ cần nhập</w:t>
       </w:r>
     </w:p>
     <w:p>
@@ -2690,19 +2708,7 @@
         <w:rPr>
           <w:lang w:val="en-US"/>
         </w:rPr>
-        <w:t>n</w:t>
-      </w:r>
-      <w:r>
-        <w:rPr>
-          <w:lang w:val="en-US"/>
-        </w:rPr>
-        <w:t>pm install mongoose</w:t>
-      </w:r>
-      <w:r>
-        <w:rPr>
-          <w:lang w:val="en-US"/>
-        </w:rPr>
-        <w:t>@6.0.15</w:t>
+        <w:t>npm foo</w:t>
       </w:r>
     </w:p>
     <w:p>
@@ -2720,49 +2726,25 @@
         <w:rPr>
           <w:lang w:val="en-US"/>
         </w:rPr>
-        <w:t>Câu lệnh này sẽ tải thư việ</w:t>
-      </w:r>
-      <w:r>
-        <w:rPr>
-          <w:lang w:val="en-US"/>
-        </w:rPr>
-        <w:t>n M</w:t>
-      </w:r>
-      <w:r>
-        <w:rPr>
-          <w:lang w:val="en-US"/>
-        </w:rPr>
-        <w:t xml:space="preserve">ongoose, có tác dụng kết nối với Mongo DB và thực hiện các tác vụ thêm, sửa, xóa, … </w:t>
-      </w:r>
-      <w:r>
-        <w:rPr>
-          <w:lang w:val="en-US"/>
-        </w:rPr>
-        <w:t xml:space="preserve">các bản ghi trong </w:t>
-      </w:r>
-      <w:r>
-        <w:rPr>
-          <w:lang w:val="en-US"/>
-        </w:rPr>
-        <w:t>cơ sở dữ liệu</w:t>
-      </w:r>
-    </w:p>
-    <w:p>
-      <w:pPr>
-        <w:pStyle w:val="ListParagraph"/>
-        <w:numPr>
-          <w:ilvl w:val="0"/>
-          <w:numId w:val="8"/>
-        </w:numPr>
-        <w:rPr>
-          <w:lang w:val="en-US"/>
-        </w:rPr>
-      </w:pPr>
-      <w:r>
-        <w:rPr>
-          <w:lang w:val="en-US"/>
-        </w:rPr>
-        <w:t>Để kết nối, dùng đoạn Code sau</w:t>
+        <w:t>Khi nhập câu lệnh này, npm sẽ rà soát xem “foo” có phải là 1 câu lệnh thuộc về npm hay không, nếu không, nó sẽ vào tệp “package.json” cùng cấp với CMD hiện tại, tìm thẻ “scripts”, trong thẻ “scripts”, nó sẽ tìm ánh xạ nào tên “foo”, nếu không thì nó sẽ báo lỗi, nếu có thì nó sẽ chạy câu lệnh ứng với “foo”, nếu câu lệnh này không tồn tại, nó sẽ vào thư mục “.bin” của “node_modules” để tìm, nếu có thì nó sẽ chạy lệnh này, nếu không thì nó sẽ báo lỗi</w:t>
+      </w:r>
+    </w:p>
+    <w:p>
+      <w:pPr>
+        <w:pStyle w:val="ListParagraph"/>
+        <w:numPr>
+          <w:ilvl w:val="0"/>
+          <w:numId w:val="7"/>
+        </w:numPr>
+        <w:rPr>
+          <w:lang w:val="en-US"/>
+        </w:rPr>
+      </w:pPr>
+      <w:r>
+        <w:rPr>
+          <w:lang w:val="en-US"/>
+        </w:rPr>
+        <w:t>Xử Lí Khi Máy Khách Gửi Yêu Cầu Với Phương Thức Get Đến 1 Tuyến Đường?</w:t>
       </w:r>
     </w:p>
     <w:p>
@@ -2783,13 +2765,61 @@
         <w:rPr>
           <w:lang w:val="en-US"/>
         </w:rPr>
-        <w:t>c</w:t>
-      </w:r>
-      <w:r>
-        <w:rPr>
-          <w:lang w:val="en-US"/>
-        </w:rPr>
-        <w:t>onst mongoose = require(‘mongoose’)</w:t>
+        <w:t>app.get(&lt;Tuyến Đường&gt;, (req, res) =&gt; &lt;Code Xử Lí&gt;)</w:t>
+      </w:r>
+    </w:p>
+    <w:p>
+      <w:pPr>
+        <w:pStyle w:val="ListParagraph"/>
+        <w:numPr>
+          <w:ilvl w:val="0"/>
+          <w:numId w:val="8"/>
+        </w:numPr>
+        <w:rPr>
+          <w:lang w:val="en-US"/>
+        </w:rPr>
+      </w:pPr>
+      <w:r>
+        <w:rPr>
+          <w:lang w:val="en-US"/>
+        </w:rPr>
+        <w:t>Câu lệnh này sẽ làm cho mỗi khi máy khách truy cập vào &lt;Tuyến Đường&gt; thì sẽ được nhận được HTML, CSS, … do &lt;Code Xử Lí&gt; trả về</w:t>
+      </w:r>
+    </w:p>
+    <w:p>
+      <w:pPr>
+        <w:pStyle w:val="ListParagraph"/>
+        <w:numPr>
+          <w:ilvl w:val="0"/>
+          <w:numId w:val="8"/>
+        </w:numPr>
+        <w:rPr>
+          <w:lang w:val="en-US"/>
+        </w:rPr>
+      </w:pPr>
+      <w:r>
+        <w:rPr>
+          <w:lang w:val="en-US"/>
+        </w:rPr>
+        <w:t>Ví dụ</w:t>
+      </w:r>
+    </w:p>
+    <w:p>
+      <w:pPr>
+        <w:pStyle w:val="ListParagraph"/>
+        <w:numPr>
+          <w:ilvl w:val="0"/>
+          <w:numId w:val="8"/>
+        </w:numPr>
+        <w:rPr>
+          <w:lang w:val="en-US"/>
+        </w:rPr>
+      </w:pPr>
+      <w:r>
+        <w:rPr>
+          <w:lang w:val="en-US"/>
+        </w:rPr>
+        <w:t>Bạn muốn mỗi khi máy khách nhập lên thanh tìm kiếm tên miền trang Web của bạn + tuyến đường “/foo” sẽ nhận lại giao diện có chữ “Hello Bar”</w:t>
       </w:r>
     </w:p>
     <w:p>
@@ -2810,6 +2840,214 @@
         <w:rPr>
           <w:lang w:val="en-US"/>
         </w:rPr>
+        <w:t>app.get(‘/foo’, (req, res) =&gt; res.send(‘Hello Bar’))</w:t>
+      </w:r>
+    </w:p>
+    <w:p>
+      <w:pPr>
+        <w:pStyle w:val="ListParagraph"/>
+        <w:numPr>
+          <w:ilvl w:val="0"/>
+          <w:numId w:val="7"/>
+        </w:numPr>
+        <w:rPr>
+          <w:lang w:val="en-US"/>
+        </w:rPr>
+      </w:pPr>
+      <w:r>
+        <w:rPr>
+          <w:lang w:val="en-US"/>
+        </w:rPr>
+        <w:t xml:space="preserve">Cách </w:t>
+      </w:r>
+      <w:r>
+        <w:rPr>
+          <w:lang w:val="en-US"/>
+        </w:rPr>
+        <w:t xml:space="preserve">Kết Nối Với </w:t>
+      </w:r>
+      <w:r>
+        <w:rPr>
+          <w:lang w:val="en-US"/>
+        </w:rPr>
+        <w:t xml:space="preserve">Server </w:t>
+      </w:r>
+      <w:r>
+        <w:rPr>
+          <w:lang w:val="en-US"/>
+        </w:rPr>
+        <w:t xml:space="preserve">Cục Bộ Hoặc </w:t>
+      </w:r>
+      <w:r>
+        <w:rPr>
+          <w:lang w:val="en-US"/>
+        </w:rPr>
+        <w:t>Cloud Mongo DB</w:t>
+      </w:r>
+      <w:r>
+        <w:rPr>
+          <w:lang w:val="en-US"/>
+        </w:rPr>
+        <w:t>?</w:t>
+      </w:r>
+    </w:p>
+    <w:p>
+      <w:pPr>
+        <w:pStyle w:val="ListParagraph"/>
+        <w:numPr>
+          <w:ilvl w:val="0"/>
+          <w:numId w:val="8"/>
+        </w:numPr>
+        <w:rPr>
+          <w:lang w:val="en-US"/>
+        </w:rPr>
+      </w:pPr>
+      <w:r>
+        <w:rPr>
+          <w:lang w:val="en-US"/>
+        </w:rPr>
+        <w:t>Nhập dòng lệnh sau vào Terminal</w:t>
+      </w:r>
+    </w:p>
+    <w:p>
+      <w:pPr>
+        <w:pStyle w:val="ListParagraph"/>
+        <w:pBdr>
+          <w:top w:val="single" w:sz="4" w:space="1" w:color="auto"/>
+          <w:left w:val="single" w:sz="4" w:space="4" w:color="auto"/>
+          <w:bottom w:val="single" w:sz="4" w:space="1" w:color="auto"/>
+          <w:right w:val="single" w:sz="4" w:space="4" w:color="auto"/>
+        </w:pBdr>
+        <w:ind w:left="1080"/>
+        <w:rPr>
+          <w:lang w:val="en-US"/>
+        </w:rPr>
+      </w:pPr>
+      <w:r>
+        <w:rPr>
+          <w:lang w:val="en-US"/>
+        </w:rPr>
+        <w:t>n</w:t>
+      </w:r>
+      <w:r>
+        <w:rPr>
+          <w:lang w:val="en-US"/>
+        </w:rPr>
+        <w:t>pm install mongoose</w:t>
+      </w:r>
+      <w:r>
+        <w:rPr>
+          <w:lang w:val="en-US"/>
+        </w:rPr>
+        <w:t>@6.0.15</w:t>
+      </w:r>
+    </w:p>
+    <w:p>
+      <w:pPr>
+        <w:pStyle w:val="ListParagraph"/>
+        <w:numPr>
+          <w:ilvl w:val="0"/>
+          <w:numId w:val="8"/>
+        </w:numPr>
+        <w:rPr>
+          <w:lang w:val="en-US"/>
+        </w:rPr>
+      </w:pPr>
+      <w:r>
+        <w:rPr>
+          <w:lang w:val="en-US"/>
+        </w:rPr>
+        <w:lastRenderedPageBreak/>
+        <w:t>Câu lệnh này sẽ tải thư việ</w:t>
+      </w:r>
+      <w:r>
+        <w:rPr>
+          <w:lang w:val="en-US"/>
+        </w:rPr>
+        <w:t>n M</w:t>
+      </w:r>
+      <w:r>
+        <w:rPr>
+          <w:lang w:val="en-US"/>
+        </w:rPr>
+        <w:t xml:space="preserve">ongoose, có tác dụng kết nối với Mongo DB và thực hiện các tác vụ thêm, sửa, xóa, … </w:t>
+      </w:r>
+      <w:r>
+        <w:rPr>
+          <w:lang w:val="en-US"/>
+        </w:rPr>
+        <w:t xml:space="preserve">các bản ghi trong </w:t>
+      </w:r>
+      <w:r>
+        <w:rPr>
+          <w:lang w:val="en-US"/>
+        </w:rPr>
+        <w:t>cơ sở dữ liệu</w:t>
+      </w:r>
+    </w:p>
+    <w:p>
+      <w:pPr>
+        <w:pStyle w:val="ListParagraph"/>
+        <w:numPr>
+          <w:ilvl w:val="0"/>
+          <w:numId w:val="8"/>
+        </w:numPr>
+        <w:rPr>
+          <w:lang w:val="en-US"/>
+        </w:rPr>
+      </w:pPr>
+      <w:r>
+        <w:rPr>
+          <w:lang w:val="en-US"/>
+        </w:rPr>
+        <w:t>Để kết nối, dùng đoạn Code sau</w:t>
+      </w:r>
+    </w:p>
+    <w:p>
+      <w:pPr>
+        <w:pStyle w:val="ListParagraph"/>
+        <w:pBdr>
+          <w:top w:val="single" w:sz="4" w:space="1" w:color="auto"/>
+          <w:left w:val="single" w:sz="4" w:space="4" w:color="auto"/>
+          <w:bottom w:val="single" w:sz="4" w:space="1" w:color="auto"/>
+          <w:right w:val="single" w:sz="4" w:space="4" w:color="auto"/>
+        </w:pBdr>
+        <w:ind w:left="1080"/>
+        <w:rPr>
+          <w:lang w:val="en-US"/>
+        </w:rPr>
+      </w:pPr>
+      <w:r>
+        <w:rPr>
+          <w:lang w:val="en-US"/>
+        </w:rPr>
+        <w:t>c</w:t>
+      </w:r>
+      <w:r>
+        <w:rPr>
+          <w:lang w:val="en-US"/>
+        </w:rPr>
+        <w:t>onst mongoose = require(‘mongoose’)</w:t>
+      </w:r>
+    </w:p>
+    <w:p>
+      <w:pPr>
+        <w:pStyle w:val="ListParagraph"/>
+        <w:pBdr>
+          <w:top w:val="single" w:sz="4" w:space="1" w:color="auto"/>
+          <w:left w:val="single" w:sz="4" w:space="4" w:color="auto"/>
+          <w:bottom w:val="single" w:sz="4" w:space="1" w:color="auto"/>
+          <w:right w:val="single" w:sz="4" w:space="4" w:color="auto"/>
+        </w:pBdr>
+        <w:ind w:left="1080"/>
+        <w:rPr>
+          <w:lang w:val="en-US"/>
+        </w:rPr>
+      </w:pPr>
+      <w:r>
+        <w:rPr>
+          <w:lang w:val="en-US"/>
+        </w:rPr>
         <w:t>m</w:t>
       </w:r>
       <w:r>
@@ -2951,7 +3189,6 @@
         <w:rPr>
           <w:lang w:val="en-US"/>
         </w:rPr>
-        <w:lastRenderedPageBreak/>
         <w:t>.catch((error) =&gt; &lt;Code Xử Lí Khi Nhận Được Lỗi&gt;)</w:t>
       </w:r>
     </w:p>
@@ -3753,6 +3990,7 @@
         <w:rPr>
           <w:lang w:val="en-US"/>
         </w:rPr>
+        <w:lastRenderedPageBreak/>
         <w:t>name: “FooBarFoo”,</w:t>
       </w:r>
     </w:p>
@@ -3945,7 +4183,6 @@
         <w:rPr>
           <w:lang w:val="en-US"/>
         </w:rPr>
-        <w:lastRenderedPageBreak/>
         <w:t xml:space="preserve">Thủ </w:t>
       </w:r>
       <w:r>
@@ -4497,6 +4734,7 @@
         <w:rPr>
           <w:lang w:val="en-US"/>
         </w:rPr>
+        <w:lastRenderedPageBreak/>
         <w:t>còn nếu không đặt, thì nó sẽ bị xóa giống như Session Storage</w:t>
       </w:r>
       <w:r>
@@ -4505,8 +4743,6 @@
         </w:rPr>
         <w:t>, gọi là Session Cookies</w:t>
       </w:r>
-      <w:bookmarkStart w:id="0" w:name="_GoBack"/>
-      <w:bookmarkEnd w:id="0"/>
     </w:p>
     <w:p>
       <w:pPr>
@@ -4541,19 +4777,7 @@
         <w:rPr>
           <w:lang w:val="en-US"/>
         </w:rPr>
-        <w:t>Cookies</w:t>
-      </w:r>
-      <w:r>
-        <w:rPr>
-          <w:lang w:val="en-US"/>
-        </w:rPr>
-        <w:t xml:space="preserve"> Của Google Chrome Được Lưu Ở Đâu Trên Máy Tính</w:t>
-      </w:r>
-      <w:r>
-        <w:rPr>
-          <w:lang w:val="en-US"/>
-        </w:rPr>
-        <w:t>?</w:t>
+        <w:t>Cookies Của Google Chrome Được Lưu Ở Đâu Trên Máy Tính?</w:t>
       </w:r>
     </w:p>
     <w:p>
@@ -6586,6 +6810,32 @@
       <w:u w:val="single"/>
     </w:rPr>
   </w:style>
+  <w:style w:type="table" w:styleId="TableGrid">
+    <w:name w:val="Table Grid"/>
+    <w:basedOn w:val="TableNormal"/>
+    <w:uiPriority w:val="59"/>
+    <w:rsid w:val="00741C90"/>
+    <w:pPr>
+      <w:spacing w:after="0" w:line="240" w:lineRule="auto"/>
+    </w:pPr>
+    <w:tblPr>
+      <w:tblInd w:w="0" w:type="dxa"/>
+      <w:tblBorders>
+        <w:top w:val="single" w:sz="4" w:space="0" w:color="auto"/>
+        <w:left w:val="single" w:sz="4" w:space="0" w:color="auto"/>
+        <w:bottom w:val="single" w:sz="4" w:space="0" w:color="auto"/>
+        <w:right w:val="single" w:sz="4" w:space="0" w:color="auto"/>
+        <w:insideH w:val="single" w:sz="4" w:space="0" w:color="auto"/>
+        <w:insideV w:val="single" w:sz="4" w:space="0" w:color="auto"/>
+      </w:tblBorders>
+      <w:tblCellMar>
+        <w:top w:w="0" w:type="dxa"/>
+        <w:left w:w="108" w:type="dxa"/>
+        <w:bottom w:w="0" w:type="dxa"/>
+        <w:right w:w="108" w:type="dxa"/>
+      </w:tblCellMar>
+    </w:tblPr>
+  </w:style>
 </w:styles>
 </file>
 
@@ -6809,6 +7059,32 @@
       <w:color w:val="800080" w:themeColor="followedHyperlink"/>
       <w:u w:val="single"/>
     </w:rPr>
+  </w:style>
+  <w:style w:type="table" w:styleId="TableGrid">
+    <w:name w:val="Table Grid"/>
+    <w:basedOn w:val="TableNormal"/>
+    <w:uiPriority w:val="59"/>
+    <w:rsid w:val="00741C90"/>
+    <w:pPr>
+      <w:spacing w:after="0" w:line="240" w:lineRule="auto"/>
+    </w:pPr>
+    <w:tblPr>
+      <w:tblInd w:w="0" w:type="dxa"/>
+      <w:tblBorders>
+        <w:top w:val="single" w:sz="4" w:space="0" w:color="auto"/>
+        <w:left w:val="single" w:sz="4" w:space="0" w:color="auto"/>
+        <w:bottom w:val="single" w:sz="4" w:space="0" w:color="auto"/>
+        <w:right w:val="single" w:sz="4" w:space="0" w:color="auto"/>
+        <w:insideH w:val="single" w:sz="4" w:space="0" w:color="auto"/>
+        <w:insideV w:val="single" w:sz="4" w:space="0" w:color="auto"/>
+      </w:tblBorders>
+      <w:tblCellMar>
+        <w:top w:w="0" w:type="dxa"/>
+        <w:left w:w="108" w:type="dxa"/>
+        <w:bottom w:w="0" w:type="dxa"/>
+        <w:right w:w="108" w:type="dxa"/>
+      </w:tblCellMar>
+    </w:tblPr>
   </w:style>
 </w:styles>
 </file>
